--- a/portafolio-dev-2026/blocklabgd/v1.2/contrato/Contrato_Base_Desarrollo_v4.docx
+++ b/portafolio-dev-2026/blocklabgd/v1.2/contrato/Contrato_Base_Desarrollo_v4.docx
@@ -1068,37 +1068,37 @@
         <a:srgbClr val="000000"/>
       </a:dk1>
       <a:lt1>
-        <a:srgbClr val="ffffff"/>
+        <a:srgbClr val="FFFFFF"/>
       </a:lt1>
       <a:dk2>
         <a:srgbClr val="000000"/>
       </a:dk2>
       <a:lt2>
-        <a:srgbClr val="ffffff"/>
+        <a:srgbClr val="FFFFFF"/>
       </a:lt2>
       <a:accent1>
-        <a:srgbClr val="18a303"/>
+        <a:srgbClr val="18A303"/>
       </a:accent1>
       <a:accent2>
-        <a:srgbClr val="0369a3"/>
+        <a:srgbClr val="0369A3"/>
       </a:accent2>
       <a:accent3>
-        <a:srgbClr val="a33e03"/>
+        <a:srgbClr val="A33E03"/>
       </a:accent3>
       <a:accent4>
-        <a:srgbClr val="8e03a3"/>
+        <a:srgbClr val="8E03A3"/>
       </a:accent4>
       <a:accent5>
-        <a:srgbClr val="c99c00"/>
+        <a:srgbClr val="C99C00"/>
       </a:accent5>
       <a:accent6>
-        <a:srgbClr val="c9211e"/>
+        <a:srgbClr val="C9211E"/>
       </a:accent6>
       <a:hlink>
-        <a:srgbClr val="0000ee"/>
+        <a:srgbClr val="0000EE"/>
       </a:hlink>
       <a:folHlink>
-        <a:srgbClr val="551a8b"/>
+        <a:srgbClr val="551A8B"/>
       </a:folHlink>
     </a:clrScheme>
     <a:fontScheme name="Office">
